--- a/HRCP-KKU-Academic/src/main/resources/templates/docx/doc_3.docx
+++ b/HRCP-KKU-Academic/src/main/resources/templates/docx/doc_3.docx
@@ -858,174 +858,42 @@
     </w:p>
     <w:p>
       <w:pPr>
-        <w:tabs>
-          <w:tab w:val="left" w:pos="1560"/>
-        </w:tabs>
-        <w:spacing w:after="0" w:line="240" w:lineRule="auto"/>
-        <w:ind w:firstLine="1170"/>
-        <w:jc w:val="thaiDistribute"/>
-        <w:rPr>
-          <w:rFonts w:ascii="TH Sarabun New" w:hAnsi="TH Sarabun New" w:cs="TH Sarabun New"/>
-          <w:sz w:val="16"/>
-          <w:szCs w:val="16"/>
-        </w:rPr>
-      </w:pPr>
-    </w:p>
-    <w:p>
-      <w:pPr>
-        <w:pStyle w:val="a3"/>
+        <w:pStyle w:val="ListParagraph"/>
         <w:spacing w:line="240" w:lineRule="auto"/>
         <w:ind w:left="1530"/>
         <w:jc w:val="thaiDistribute"/>
         <w:rPr>
           <w:rFonts w:ascii="TH Sarabun New" w:hAnsi="TH Sarabun New" w:cs="TH Sarabun New"/>
-          <w:b/>
-          <w:bCs/>
-          <w:sz w:val="32"/>
-          <w:szCs w:val="32"/>
-        </w:rPr>
-      </w:pPr>
-      <w:r>
-        <w:rPr>
-          <w:rFonts w:ascii="TH Sarabun New" w:hAnsi="TH Sarabun New" w:cs="TH Sarabun New" w:hint="cs"/>
-          <w:sz w:val="32"/>
-          <w:szCs w:val="32"/>
-          <w:cs/>
-        </w:rPr>
-        <w:t>1)</w:t>
-      </w:r>
-      <w:r>
-        <w:rPr>
-          <w:rFonts w:ascii="TH Sarabun New" w:hAnsi="TH Sarabun New" w:cs="TH Sarabun New" w:hint="cs"/>
-          <w:sz w:val="32"/>
-          <w:szCs w:val="32"/>
-          <w:cs/>
-        </w:rPr>
-        <w:t xml:space="preserve"> </w:t>
-      </w:r>
-      <w:r>
-        <w:rPr>
-          <w:rFonts w:ascii="TH Sarabun New" w:hAnsi="TH Sarabun New" w:cs="TH Sarabun New"/>
-          <w:sz w:val="32"/>
-          <w:szCs w:val="32"/>
-        </w:rPr>
-        <w:t>{{</w:t>
-      </w:r>
-      <w:r>
-        <w:rPr>
-          <w:rFonts w:ascii="TH Sarabun New" w:hAnsi="TH Sarabun New" w:cs="TH Sarabun New"/>
-          <w:sz w:val="32"/>
-          <w:szCs w:val="32"/>
-        </w:rPr>
-        <w:t>committee</w:t>
-      </w:r>
-      <w:r>
-        <w:rPr>
-          <w:rFonts w:ascii="TH Sarabun New" w:hAnsi="TH Sarabun New" w:cs="TH Sarabun New"/>
-          <w:sz w:val="32"/>
-          <w:szCs w:val="32"/>
-        </w:rPr>
-        <w:t>_</w:t>
-      </w:r>
-      <w:r>
-        <w:rPr>
-          <w:rFonts w:ascii="TH Sarabun New" w:hAnsi="TH Sarabun New" w:cs="TH Sarabun New"/>
-          <w:sz w:val="32"/>
-          <w:szCs w:val="32"/>
-        </w:rPr>
-        <w:t>1</w:t>
-      </w:r>
-      <w:r>
-        <w:rPr>
-          <w:rFonts w:ascii="TH Sarabun New" w:hAnsi="TH Sarabun New" w:cs="TH Sarabun New"/>
-          <w:sz w:val="32"/>
-          <w:szCs w:val="32"/>
-        </w:rPr>
-        <w:t>_name</w:t>
-      </w:r>
-      <w:r>
-        <w:rPr>
-          <w:rFonts w:ascii="TH Sarabun New" w:hAnsi="TH Sarabun New" w:cs="TH Sarabun New"/>
-          <w:sz w:val="32"/>
-          <w:szCs w:val="32"/>
-        </w:rPr>
-        <w:t>}}</w:t>
-      </w:r>
-      <w:r>
-        <w:rPr>
-          <w:rFonts w:ascii="TH Sarabun New" w:hAnsi="TH Sarabun New" w:cs="TH Sarabun New" w:hint="cs"/>
-          <w:sz w:val="32"/>
-          <w:szCs w:val="32"/>
-          <w:cs/>
-        </w:rPr>
-        <w:tab/>
-      </w:r>
-      <w:r>
-        <w:rPr>
-          <w:rFonts w:ascii="TH Sarabun New" w:hAnsi="TH Sarabun New" w:cs="TH Sarabun New"/>
-          <w:sz w:val="32"/>
-          <w:szCs w:val="32"/>
-          <w:cs/>
-        </w:rPr>
-        <w:tab/>
-      </w:r>
-      <w:r>
-        <w:rPr>
-          <w:rFonts w:ascii="TH Sarabun New" w:hAnsi="TH Sarabun New" w:cs="TH Sarabun New"/>
-          <w:sz w:val="32"/>
-          <w:szCs w:val="32"/>
-          <w:cs/>
-        </w:rPr>
-        <w:tab/>
-      </w:r>
-      <w:r>
-        <w:rPr>
-          <w:rFonts w:ascii="TH Sarabun New" w:hAnsi="TH Sarabun New" w:cs="TH Sarabun New" w:hint="cs"/>
-          <w:sz w:val="32"/>
-          <w:szCs w:val="32"/>
-          <w:cs/>
-        </w:rPr>
-        <w:t>เป็นประธาน</w:t>
-      </w:r>
-      <w:r>
-        <w:rPr>
-          <w:rFonts w:ascii="TH Sarabun New" w:hAnsi="TH Sarabun New" w:cs="TH Sarabun New" w:hint="cs"/>
-          <w:sz w:val="32"/>
-          <w:szCs w:val="32"/>
-          <w:cs/>
-        </w:rPr>
-        <w:t>อนุ</w:t>
-      </w:r>
-      <w:r>
-        <w:rPr>
-          <w:rFonts w:ascii="TH Sarabun New" w:hAnsi="TH Sarabun New" w:cs="TH Sarabun New" w:hint="cs"/>
-          <w:sz w:val="32"/>
-          <w:szCs w:val="32"/>
-          <w:cs/>
-        </w:rPr>
-        <w:t>กรรมการ</w:t>
-      </w:r>
+          <w:sz w:val="32"/>
+          <w:szCs w:val="32"/>
+        </w:rPr>
+      </w:pPr>
     </w:p>
     <w:p>
       <w:pPr>
-        <w:pStyle w:val="a3"/>
+        <w:pStyle w:val="ListParagraph"/>
+        <w:tabs>
+          <w:tab w:val="left" w:pos="5040"/>
+        </w:tabs>
         <w:spacing w:line="240" w:lineRule="auto"/>
         <w:ind w:left="1530"/>
         <w:jc w:val="thaiDistribute"/>
         <w:rPr>
           <w:rFonts w:ascii="TH Sarabun New" w:hAnsi="TH Sarabun New" w:cs="TH Sarabun New"/>
-          <w:sz w:val="32"/>
-          <w:szCs w:val="32"/>
-        </w:rPr>
-      </w:pPr>
-      <w:r>
-        <w:rPr>
-          <w:rFonts w:ascii="TH Sarabun New" w:hAnsi="TH Sarabun New" w:cs="TH Sarabun New" w:hint="cs"/>
-          <w:sz w:val="32"/>
-          <w:szCs w:val="32"/>
-          <w:cs/>
-        </w:rPr>
-        <w:t>2)</w:t>
+          <w:b/>
+          <w:bCs/>
+          <w:sz w:val="32"/>
+          <w:szCs w:val="32"/>
+        </w:rPr>
+      </w:pPr>
+      <w:r>
+        <w:rPr>
+          <w:rFonts w:ascii="TH Sarabun New" w:hAnsi="TH Sarabun New" w:cs="TH Sarabun New" w:hint="cs"/>
+          <w:sz w:val="32"/>
+          <w:szCs w:val="32"/>
+          <w:cs/>
+        </w:rPr>
+        <w:t>1)</w:t>
       </w:r>
       <w:r>
         <w:rPr>
@@ -1066,7 +934,7 @@
           <w:sz w:val="32"/>
           <w:szCs w:val="32"/>
         </w:rPr>
-        <w:t>2</w:t>
+        <w:t>1</w:t>
       </w:r>
       <w:r>
         <w:rPr>
@@ -1095,29 +963,12 @@
       </w:r>
       <w:r>
         <w:rPr>
-          <w:rFonts w:ascii="TH Sarabun New" w:hAnsi="TH Sarabun New" w:cs="TH Sarabun New"/>
-          <w:sz w:val="32"/>
-          <w:szCs w:val="32"/>
-          <w:cs/>
-        </w:rPr>
-        <w:tab/>
-      </w:r>
-      <w:r>
-        <w:rPr>
-          <w:rFonts w:ascii="TH Sarabun New" w:hAnsi="TH Sarabun New" w:cs="TH Sarabun New"/>
-          <w:sz w:val="32"/>
-          <w:szCs w:val="32"/>
-        </w:rPr>
-        <w:tab/>
-      </w:r>
-      <w:r>
-        <w:rPr>
-          <w:rFonts w:ascii="TH Sarabun New" w:hAnsi="TH Sarabun New" w:cs="TH Sarabun New" w:hint="cs"/>
-          <w:sz w:val="32"/>
-          <w:szCs w:val="32"/>
-          <w:cs/>
-        </w:rPr>
-        <w:t>เป็น</w:t>
+          <w:rFonts w:ascii="TH Sarabun New" w:hAnsi="TH Sarabun New" w:cs="TH Sarabun New" w:hint="cs"/>
+          <w:sz w:val="32"/>
+          <w:szCs w:val="32"/>
+          <w:cs/>
+        </w:rPr>
+        <w:t>เป็นประธาน</w:t>
       </w:r>
       <w:r>
         <w:rPr>
@@ -1140,7 +991,10 @@
     </w:p>
     <w:p>
       <w:pPr>
-        <w:pStyle w:val="a3"/>
+        <w:pStyle w:val="ListParagraph"/>
+        <w:tabs>
+          <w:tab w:val="left" w:pos="5040"/>
+        </w:tabs>
         <w:spacing w:line="240" w:lineRule="auto"/>
         <w:ind w:left="1530"/>
         <w:jc w:val="thaiDistribute"/>
@@ -1157,6 +1011,124 @@
           <w:szCs w:val="32"/>
           <w:cs/>
         </w:rPr>
+        <w:t>2)</w:t>
+      </w:r>
+      <w:r>
+        <w:rPr>
+          <w:rFonts w:ascii="TH Sarabun New" w:hAnsi="TH Sarabun New" w:cs="TH Sarabun New" w:hint="cs"/>
+          <w:sz w:val="32"/>
+          <w:szCs w:val="32"/>
+          <w:cs/>
+        </w:rPr>
+        <w:t xml:space="preserve"> </w:t>
+      </w:r>
+      <w:r>
+        <w:rPr>
+          <w:rFonts w:ascii="TH Sarabun New" w:hAnsi="TH Sarabun New" w:cs="TH Sarabun New"/>
+          <w:sz w:val="32"/>
+          <w:szCs w:val="32"/>
+        </w:rPr>
+        <w:t>{{</w:t>
+      </w:r>
+      <w:r>
+        <w:rPr>
+          <w:rFonts w:ascii="TH Sarabun New" w:hAnsi="TH Sarabun New" w:cs="TH Sarabun New"/>
+          <w:sz w:val="32"/>
+          <w:szCs w:val="32"/>
+        </w:rPr>
+        <w:t>committee</w:t>
+      </w:r>
+      <w:r>
+        <w:rPr>
+          <w:rFonts w:ascii="TH Sarabun New" w:hAnsi="TH Sarabun New" w:cs="TH Sarabun New"/>
+          <w:sz w:val="32"/>
+          <w:szCs w:val="32"/>
+        </w:rPr>
+        <w:t>_</w:t>
+      </w:r>
+      <w:r>
+        <w:rPr>
+          <w:rFonts w:ascii="TH Sarabun New" w:hAnsi="TH Sarabun New" w:cs="TH Sarabun New"/>
+          <w:sz w:val="32"/>
+          <w:szCs w:val="32"/>
+        </w:rPr>
+        <w:t>2</w:t>
+      </w:r>
+      <w:r>
+        <w:rPr>
+          <w:rFonts w:ascii="TH Sarabun New" w:hAnsi="TH Sarabun New" w:cs="TH Sarabun New"/>
+          <w:sz w:val="32"/>
+          <w:szCs w:val="32"/>
+        </w:rPr>
+        <w:t>_name</w:t>
+      </w:r>
+      <w:r>
+        <w:rPr>
+          <w:rFonts w:ascii="TH Sarabun New" w:hAnsi="TH Sarabun New" w:cs="TH Sarabun New"/>
+          <w:sz w:val="32"/>
+          <w:szCs w:val="32"/>
+        </w:rPr>
+        <w:t>}}</w:t>
+      </w:r>
+      <w:r>
+        <w:rPr>
+          <w:rFonts w:ascii="TH Sarabun New" w:hAnsi="TH Sarabun New" w:cs="TH Sarabun New"/>
+          <w:sz w:val="32"/>
+          <w:szCs w:val="32"/>
+          <w:cs/>
+        </w:rPr>
+        <w:tab/>
+      </w:r>
+      <w:r>
+        <w:rPr>
+          <w:rFonts w:ascii="TH Sarabun New" w:hAnsi="TH Sarabun New" w:cs="TH Sarabun New" w:hint="cs"/>
+          <w:sz w:val="32"/>
+          <w:szCs w:val="32"/>
+          <w:cs/>
+        </w:rPr>
+        <w:t>เป็น</w:t>
+      </w:r>
+      <w:r>
+        <w:rPr>
+          <w:rFonts w:ascii="TH Sarabun New" w:hAnsi="TH Sarabun New" w:cs="TH Sarabun New" w:hint="cs"/>
+          <w:sz w:val="32"/>
+          <w:szCs w:val="32"/>
+          <w:cs/>
+        </w:rPr>
+        <w:t>อนุ</w:t>
+      </w:r>
+      <w:r>
+        <w:rPr>
+          <w:rFonts w:ascii="TH Sarabun New" w:hAnsi="TH Sarabun New" w:cs="TH Sarabun New" w:hint="cs"/>
+          <w:sz w:val="32"/>
+          <w:szCs w:val="32"/>
+          <w:cs/>
+        </w:rPr>
+        <w:t>กรรมการ</w:t>
+      </w:r>
+    </w:p>
+    <w:p>
+      <w:pPr>
+        <w:pStyle w:val="ListParagraph"/>
+        <w:tabs>
+          <w:tab w:val="left" w:pos="5040"/>
+        </w:tabs>
+        <w:spacing w:line="240" w:lineRule="auto"/>
+        <w:ind w:left="1530"/>
+        <w:jc w:val="thaiDistribute"/>
+        <w:rPr>
+          <w:rFonts w:ascii="TH Sarabun New" w:hAnsi="TH Sarabun New" w:cs="TH Sarabun New"/>
+          <w:sz w:val="32"/>
+          <w:szCs w:val="32"/>
+        </w:rPr>
+      </w:pPr>
+      <w:r>
+        <w:rPr>
+          <w:rFonts w:ascii="TH Sarabun New" w:hAnsi="TH Sarabun New" w:cs="TH Sarabun New" w:hint="cs"/>
+          <w:sz w:val="32"/>
+          <w:szCs w:val="32"/>
+          <w:cs/>
+        </w:rPr>
         <w:t>3</w:t>
       </w:r>
       <w:r>
@@ -1215,24 +1187,6 @@
           <w:szCs w:val="32"/>
         </w:rPr>
         <w:t>}}</w:t>
-      </w:r>
-      <w:r>
-        <w:rPr>
-          <w:rFonts w:ascii="TH Sarabun New" w:hAnsi="TH Sarabun New" w:cs="TH Sarabun New"/>
-          <w:sz w:val="32"/>
-          <w:szCs w:val="32"/>
-          <w:cs/>
-        </w:rPr>
-        <w:tab/>
-      </w:r>
-      <w:r>
-        <w:rPr>
-          <w:rFonts w:ascii="TH Sarabun New" w:hAnsi="TH Sarabun New" w:cs="TH Sarabun New"/>
-          <w:sz w:val="32"/>
-          <w:szCs w:val="32"/>
-          <w:cs/>
-        </w:rPr>
-        <w:tab/>
       </w:r>
       <w:r>
         <w:rPr>
@@ -2137,7 +2091,7 @@
     <w:lsdException w:name="Unresolved Mention" w:semiHidden="1" w:unhideWhenUsed="1"/>
     <w:lsdException w:name="Smart Link" w:semiHidden="1" w:unhideWhenUsed="1"/>
   </w:latentStyles>
-  <w:style w:type="paragraph" w:default="1" w:styleId="a">
+  <w:style w:type="paragraph" w:default="1" w:styleId="Normal">
     <w:name w:val="Normal"/>
     <w:qFormat/>
     <w:rsid w:val="00FF5D67"/>
@@ -2149,13 +2103,13 @@
       <w:sz w:val="24"/>
     </w:rPr>
   </w:style>
-  <w:style w:type="character" w:default="1" w:styleId="a0">
+  <w:style w:type="character" w:default="1" w:styleId="DefaultParagraphFont">
     <w:name w:val="Default Paragraph Font"/>
     <w:uiPriority w:val="1"/>
     <w:semiHidden/>
     <w:unhideWhenUsed/>
   </w:style>
-  <w:style w:type="table" w:default="1" w:styleId="a1">
+  <w:style w:type="table" w:default="1" w:styleId="TableNormal">
     <w:name w:val="Normal Table"/>
     <w:uiPriority w:val="99"/>
     <w:semiHidden/>
@@ -2170,15 +2124,15 @@
       </w:tblCellMar>
     </w:tblPr>
   </w:style>
-  <w:style w:type="numbering" w:default="1" w:styleId="a2">
+  <w:style w:type="numbering" w:default="1" w:styleId="NoList">
     <w:name w:val="No List"/>
     <w:uiPriority w:val="99"/>
     <w:semiHidden/>
     <w:unhideWhenUsed/>
   </w:style>
-  <w:style w:type="paragraph" w:styleId="a3">
+  <w:style w:type="paragraph" w:styleId="ListParagraph">
     <w:name w:val="List Paragraph"/>
-    <w:basedOn w:val="a"/>
+    <w:basedOn w:val="Normal"/>
     <w:uiPriority w:val="34"/>
     <w:qFormat/>
     <w:rsid w:val="00FF5D67"/>
@@ -2190,10 +2144,10 @@
       <w:rFonts w:cs="Angsana New"/>
     </w:rPr>
   </w:style>
-  <w:style w:type="paragraph" w:styleId="a4">
+  <w:style w:type="paragraph" w:styleId="BalloonText">
     <w:name w:val="Balloon Text"/>
-    <w:basedOn w:val="a"/>
-    <w:link w:val="a5"/>
+    <w:basedOn w:val="Normal"/>
+    <w:link w:val="BalloonTextChar"/>
     <w:uiPriority w:val="99"/>
     <w:semiHidden/>
     <w:unhideWhenUsed/>
@@ -2207,10 +2161,10 @@
       <w:szCs w:val="22"/>
     </w:rPr>
   </w:style>
-  <w:style w:type="character" w:customStyle="1" w:styleId="a5">
-    <w:name w:val="ข้อความบอลลูน อักขระ"/>
-    <w:basedOn w:val="a0"/>
-    <w:link w:val="a4"/>
+  <w:style w:type="character" w:customStyle="1" w:styleId="BalloonTextChar">
+    <w:name w:val="Balloon Text Char"/>
+    <w:basedOn w:val="DefaultParagraphFont"/>
+    <w:link w:val="BalloonText"/>
     <w:uiPriority w:val="99"/>
     <w:semiHidden/>
     <w:rsid w:val="001809FD"/>

--- a/HRCP-KKU-Academic/src/main/resources/templates/docx/doc_3.docx
+++ b/HRCP-KKU-Academic/src/main/resources/templates/docx/doc_3.docx
@@ -360,6 +360,7 @@
           </w:tcPr>
           <w:p>
             <w:pPr>
+              <w:jc w:val="thaiDistribute"/>
               <w:rPr>
                 <w:rFonts w:ascii="TH Sarabun New" w:eastAsia="Times New Roman" w:hAnsi="TH Sarabun New" w:cs="TH Sarabun New"/>
                 <w:sz w:val="28"/>
@@ -612,6 +613,7 @@
     <w:p>
       <w:pPr>
         <w:ind w:left="288" w:right="288"/>
+        <w:jc w:val="thaiDistribute"/>
         <w:rPr>
           <w:rFonts w:ascii="TH Sarabun New" w:eastAsia="Times New Roman" w:hAnsi="TH Sarabun New" w:cs="TH Sarabun New"/>
           <w:b/>
@@ -667,6 +669,7 @@
     <w:p>
       <w:pPr>
         <w:ind w:left="288" w:right="288"/>
+        <w:jc w:val="thaiDistribute"/>
         <w:rPr>
           <w:rFonts w:ascii="TH Sarabun New" w:eastAsia="Times New Roman" w:hAnsi="TH Sarabun New" w:cs="TH Sarabun New"/>
           <w:b/>
@@ -734,6 +737,7 @@
     <w:p>
       <w:pPr>
         <w:ind w:left="288" w:right="288"/>
+        <w:jc w:val="thaiDistribute"/>
         <w:rPr>
           <w:rFonts w:ascii="TH Sarabun New" w:eastAsia="Times New Roman" w:hAnsi="TH Sarabun New" w:cs="TH Sarabun New"/>
           <w:b/>
@@ -785,6 +789,7 @@
     <w:p>
       <w:pPr>
         <w:ind w:left="288" w:right="288"/>
+        <w:jc w:val="thaiDistribute"/>
         <w:rPr>
           <w:rFonts w:ascii="TH Sarabun New" w:eastAsia="Times New Roman" w:hAnsi="TH Sarabun New" w:cs="TH Sarabun New"/>
           <w:sz w:val="32"/>
@@ -1068,6 +1073,7 @@
           </w:p>
           <w:p>
             <w:pPr>
+              <w:jc w:val="thaiDistribute"/>
               <w:rPr>
                 <w:rFonts w:ascii="TH Sarabun New" w:eastAsia="Times New Roman" w:hAnsi="TH Sarabun New" w:cs="TH Sarabun New"/>
                 <w:sz w:val="28"/>
@@ -1516,6 +1522,7 @@
           </w:tcPr>
           <w:p>
             <w:pPr>
+              <w:jc w:val="thaiDistribute"/>
               <w:rPr>
                 <w:rFonts w:ascii="TH Sarabun New" w:eastAsia="Times New Roman" w:hAnsi="TH Sarabun New" w:cs="TH Sarabun New"/>
                 <w:sz w:val="28"/>
